--- a/Penulisan Ilmiah/JURNAL SAYA/JURNAL PART 1.docx
+++ b/Penulisan Ilmiah/JURNAL SAYA/JURNAL PART 1.docx
@@ -7,57 +7,20 @@
         <w:spacing w:line="240" w:lineRule="auto"/>
         <w:jc w:val="center"/>
         <w:rPr>
+          <w:b/>
+          <w:bCs/>
           <w:sz w:val="28"/>
           <w:szCs w:val="24"/>
         </w:rPr>
       </w:pPr>
-      <w:proofErr w:type="spellStart"/>
-      <w:r>
-        <w:rPr>
+      <w:r>
+        <w:rPr>
+          <w:b/>
+          <w:bCs/>
           <w:sz w:val="28"/>
           <w:szCs w:val="24"/>
         </w:rPr>
-        <w:t>Pembuatan</w:t>
-      </w:r>
-      <w:proofErr w:type="spellEnd"/>
-      <w:r>
-        <w:rPr>
-          <w:sz w:val="28"/>
-          <w:szCs w:val="24"/>
-        </w:rPr>
-        <w:t xml:space="preserve"> Website Jual Beli Mobil Showroom Yono </w:t>
-      </w:r>
-      <w:proofErr w:type="spellStart"/>
-      <w:r>
-        <w:rPr>
-          <w:sz w:val="28"/>
-          <w:szCs w:val="24"/>
-        </w:rPr>
-        <w:t>Mobilindo</w:t>
-      </w:r>
-      <w:proofErr w:type="spellEnd"/>
-      <w:r>
-        <w:rPr>
-          <w:sz w:val="28"/>
-          <w:szCs w:val="24"/>
-        </w:rPr>
-        <w:t xml:space="preserve"> </w:t>
-      </w:r>
-      <w:proofErr w:type="spellStart"/>
-      <w:r>
-        <w:rPr>
-          <w:sz w:val="28"/>
-          <w:szCs w:val="24"/>
-        </w:rPr>
-        <w:t>Menggunakan</w:t>
-      </w:r>
-      <w:proofErr w:type="spellEnd"/>
-      <w:r>
-        <w:rPr>
-          <w:sz w:val="28"/>
-          <w:szCs w:val="24"/>
-        </w:rPr>
-        <w:t xml:space="preserve"> Laravel</w:t>
+        <w:t>PEMBUATAN WEBSITE JUAL BELI MOBIL SHOWROOM YONO MOBILINDO MENGGUNAKAN LARAVEL</w:t>
       </w:r>
     </w:p>
     <w:p>
@@ -82,19 +45,32 @@
         <w:rPr>
           <w:rFonts w:cs="Times New Roman"/>
           <w:sz w:val="22"/>
+          <w:vertAlign w:val="superscript"/>
+        </w:rPr>
+        <w:t>1</w:t>
+      </w:r>
+      <w:r>
+        <w:rPr>
+          <w:rFonts w:cs="Times New Roman"/>
+          <w:sz w:val="22"/>
         </w:rPr>
         <w:t>Muhammad Tarmidzi Bariq</w:t>
       </w:r>
-    </w:p>
-    <w:p>
-      <w:pPr>
-        <w:spacing w:line="240" w:lineRule="auto"/>
-        <w:jc w:val="center"/>
+      <w:r>
         <w:rPr>
           <w:rFonts w:cs="Times New Roman"/>
           <w:sz w:val="22"/>
         </w:rPr>
-      </w:pPr>
+        <w:br/>
+      </w:r>
+      <w:r>
+        <w:rPr>
+          <w:rFonts w:cs="Times New Roman"/>
+          <w:sz w:val="22"/>
+          <w:vertAlign w:val="superscript"/>
+        </w:rPr>
+        <w:t>2</w:t>
+      </w:r>
       <w:r>
         <w:rPr>
           <w:rFonts w:cs="Times New Roman"/>
@@ -141,16 +117,100 @@
           <w:sz w:val="22"/>
         </w:rPr>
       </w:pPr>
+      <w:r>
+        <w:rPr>
+          <w:rFonts w:cs="Times New Roman"/>
+          <w:sz w:val="22"/>
+          <w:vertAlign w:val="superscript"/>
+        </w:rPr>
+        <w:t>1</w:t>
+      </w:r>
+      <w:r>
+        <w:rPr>
+          <w:rFonts w:cs="Times New Roman"/>
+          <w:sz w:val="22"/>
+        </w:rPr>
+        <w:t xml:space="preserve">Jl. 1000 </w:t>
+      </w:r>
+      <w:proofErr w:type="spellStart"/>
+      <w:r>
+        <w:rPr>
+          <w:rFonts w:cs="Times New Roman"/>
+          <w:sz w:val="22"/>
+        </w:rPr>
+        <w:t>Pekapuran</w:t>
+      </w:r>
+      <w:proofErr w:type="spellEnd"/>
+      <w:r>
+        <w:rPr>
+          <w:rFonts w:cs="Times New Roman"/>
+          <w:sz w:val="22"/>
+        </w:rPr>
+        <w:t xml:space="preserve"> </w:t>
+      </w:r>
+      <w:proofErr w:type="spellStart"/>
+      <w:r>
+        <w:rPr>
+          <w:rFonts w:cs="Times New Roman"/>
+          <w:sz w:val="22"/>
+        </w:rPr>
+        <w:t>Sukamaju</w:t>
+      </w:r>
+      <w:proofErr w:type="spellEnd"/>
+      <w:r>
+        <w:rPr>
+          <w:rFonts w:cs="Times New Roman"/>
+          <w:sz w:val="22"/>
+        </w:rPr>
+        <w:t xml:space="preserve"> Baru, </w:t>
+      </w:r>
+      <w:proofErr w:type="spellStart"/>
+      <w:r>
+        <w:rPr>
+          <w:rFonts w:cs="Times New Roman"/>
+          <w:sz w:val="22"/>
+        </w:rPr>
+        <w:t>Tapos</w:t>
+      </w:r>
+      <w:proofErr w:type="spellEnd"/>
+      <w:r>
+        <w:rPr>
+          <w:rFonts w:cs="Times New Roman"/>
+          <w:sz w:val="22"/>
+        </w:rPr>
+        <w:t>, Depok</w:t>
+      </w:r>
+      <w:r>
+        <w:rPr>
+          <w:rFonts w:cs="Times New Roman"/>
+          <w:sz w:val="22"/>
+        </w:rPr>
+        <w:br/>
+      </w:r>
       <w:hyperlink r:id="rId6" w:history="1">
         <w:r>
           <w:rPr>
             <w:rStyle w:val="Hyperlink"/>
             <w:rFonts w:cs="Times New Roman"/>
-            <w:color w:val="auto"/>
             <w:sz w:val="22"/>
-            <w:u w:val="none"/>
           </w:rPr>
-          <w:t>tarmidzibariq999@gmail.com</w:t>
+          <w:t>tarmidzibariq999@gmail</w:t>
+        </w:r>
+        <w:r>
+          <w:rPr>
+            <w:rStyle w:val="Hyperlink"/>
+            <w:rFonts w:cs="Times New Roman"/>
+            <w:sz w:val="22"/>
+          </w:rPr>
+          <w:t>.</w:t>
+        </w:r>
+        <w:r>
+          <w:rPr>
+            <w:rStyle w:val="Hyperlink"/>
+            <w:rFonts w:cs="Times New Roman"/>
+            <w:sz w:val="22"/>
+          </w:rPr>
+          <w:t>com</w:t>
         </w:r>
       </w:hyperlink>
     </w:p>
@@ -163,12 +223,76 @@
           <w:sz w:val="22"/>
         </w:rPr>
       </w:pPr>
-      <w:proofErr w:type="spellStart"/>
-      <w:r>
+      <w:r>
+        <w:rPr>
+          <w:sz w:val="22"/>
+          <w:vertAlign w:val="superscript"/>
+          <w:lang w:val="id-ID"/>
+        </w:rPr>
+        <w:t>2</w:t>
+      </w:r>
+      <w:r>
+        <w:rPr>
+          <w:sz w:val="22"/>
+          <w:lang w:val="id-ID"/>
+        </w:rPr>
+        <w:t xml:space="preserve">Jl. </w:t>
+      </w:r>
+      <w:proofErr w:type="spellStart"/>
+      <w:r>
+        <w:rPr>
+          <w:sz w:val="22"/>
+          <w:lang w:val="id-ID"/>
+        </w:rPr>
+        <w:t>Margonda</w:t>
+      </w:r>
+      <w:proofErr w:type="spellEnd"/>
+      <w:r>
+        <w:rPr>
+          <w:sz w:val="22"/>
+          <w:lang w:val="id-ID"/>
+        </w:rPr>
+        <w:t xml:space="preserve"> Raya 100, </w:t>
+      </w:r>
+      <w:proofErr w:type="spellStart"/>
+      <w:r>
+        <w:rPr>
+          <w:sz w:val="22"/>
+          <w:lang w:val="id-ID"/>
+        </w:rPr>
+        <w:t>Podok</w:t>
+      </w:r>
+      <w:proofErr w:type="spellEnd"/>
+      <w:r>
+        <w:rPr>
+          <w:sz w:val="22"/>
+          <w:lang w:val="id-ID"/>
+        </w:rPr>
+        <w:t xml:space="preserve"> cina, Depok</w:t>
+      </w:r>
+      <w:r>
+        <w:rPr>
+          <w:sz w:val="22"/>
+          <w:lang w:val="id-ID"/>
+        </w:rPr>
+        <w:br/>
+      </w:r>
+    </w:p>
+    <w:p>
+      <w:pPr>
+        <w:spacing w:line="240" w:lineRule="auto"/>
+        <w:jc w:val="center"/>
         <w:rPr>
           <w:rFonts w:cs="Times New Roman"/>
           <w:sz w:val="22"/>
         </w:rPr>
+      </w:pPr>
+      <w:proofErr w:type="spellStart"/>
+      <w:r>
+        <w:rPr>
+          <w:rFonts w:cs="Times New Roman"/>
+          <w:sz w:val="22"/>
+        </w:rPr>
         <w:t>Jurusan</w:t>
       </w:r>
       <w:proofErr w:type="spellEnd"/>
@@ -225,7 +349,21 @@
           <w:rFonts w:cs="Times New Roman"/>
           <w:sz w:val="22"/>
         </w:rPr>
-        <w:t xml:space="preserve"> Industri, Universitas </w:t>
+        <w:t xml:space="preserve"> Industri, </w:t>
+      </w:r>
+      <w:r>
+        <w:rPr>
+          <w:rFonts w:cs="Times New Roman"/>
+          <w:sz w:val="22"/>
+        </w:rPr>
+        <w:br/>
+      </w:r>
+      <w:r>
+        <w:rPr>
+          <w:rFonts w:cs="Times New Roman"/>
+          <w:sz w:val="22"/>
+        </w:rPr>
+        <w:t xml:space="preserve">Universitas </w:t>
       </w:r>
       <w:proofErr w:type="spellStart"/>
       <w:r>
@@ -268,6 +406,7 @@
     <w:p>
       <w:pPr>
         <w:spacing w:line="240" w:lineRule="auto"/>
+        <w:ind w:left="567" w:right="566"/>
         <w:rPr>
           <w:sz w:val="22"/>
           <w:szCs w:val="21"/>
@@ -2269,6 +2408,7 @@
     <w:p>
       <w:pPr>
         <w:spacing w:line="240" w:lineRule="auto"/>
+        <w:ind w:left="567" w:right="566"/>
         <w:rPr>
           <w:sz w:val="22"/>
           <w:szCs w:val="21"/>
@@ -2319,6 +2459,7 @@
     <w:p>
       <w:pPr>
         <w:spacing w:line="240" w:lineRule="auto"/>
+        <w:ind w:left="567" w:right="566"/>
         <w:rPr>
           <w:sz w:val="22"/>
           <w:szCs w:val="21"/>
@@ -2328,6 +2469,7 @@
     <w:p>
       <w:pPr>
         <w:spacing w:line="240" w:lineRule="auto"/>
+        <w:ind w:left="567" w:right="566"/>
         <w:jc w:val="center"/>
         <w:rPr>
           <w:b/>
@@ -2345,13 +2487,18 @@
     <w:p>
       <w:pPr>
         <w:spacing w:line="240" w:lineRule="auto"/>
-        <w:rPr>
+        <w:ind w:left="567" w:right="566"/>
+        <w:rPr>
+          <w:i/>
+          <w:iCs/>
           <w:sz w:val="22"/>
           <w:szCs w:val="21"/>
         </w:rPr>
       </w:pPr>
       <w:r>
         <w:rPr>
+          <w:i/>
+          <w:iCs/>
           <w:sz w:val="22"/>
           <w:szCs w:val="21"/>
         </w:rPr>
@@ -2360,6 +2507,8 @@
       <w:proofErr w:type="spellStart"/>
       <w:r>
         <w:rPr>
+          <w:i/>
+          <w:iCs/>
           <w:sz w:val="22"/>
           <w:szCs w:val="21"/>
         </w:rPr>
@@ -2368,6 +2517,8 @@
       <w:proofErr w:type="spellEnd"/>
       <w:r>
         <w:rPr>
+          <w:i/>
+          <w:iCs/>
           <w:sz w:val="22"/>
           <w:szCs w:val="21"/>
         </w:rPr>
@@ -2376,6 +2527,8 @@
       <w:proofErr w:type="spellStart"/>
       <w:r>
         <w:rPr>
+          <w:i/>
+          <w:iCs/>
           <w:sz w:val="22"/>
           <w:szCs w:val="21"/>
         </w:rPr>
@@ -2384,6 +2537,8 @@
       <w:proofErr w:type="spellEnd"/>
       <w:r>
         <w:rPr>
+          <w:i/>
+          <w:iCs/>
           <w:sz w:val="22"/>
           <w:szCs w:val="21"/>
         </w:rPr>
@@ -2392,6 +2547,8 @@
       <w:proofErr w:type="spellStart"/>
       <w:r>
         <w:rPr>
+          <w:i/>
+          <w:iCs/>
           <w:sz w:val="22"/>
           <w:szCs w:val="21"/>
         </w:rPr>
@@ -2400,14 +2557,28 @@
       <w:proofErr w:type="spellEnd"/>
       <w:r>
         <w:rPr>
-          <w:sz w:val="22"/>
-          <w:szCs w:val="21"/>
-        </w:rPr>
-        <w:t xml:space="preserve">, MySQL, Visual Studio Code, and </w:t>
-      </w:r>
-      <w:proofErr w:type="spellStart"/>
-      <w:r>
-        <w:rPr>
+          <w:i/>
+          <w:iCs/>
+          <w:sz w:val="22"/>
+          <w:szCs w:val="21"/>
+        </w:rPr>
+        <w:t xml:space="preserve">, MySQL, Visual </w:t>
+      </w:r>
+      <w:r>
+        <w:rPr>
+          <w:i/>
+          <w:iCs/>
+          <w:sz w:val="22"/>
+          <w:szCs w:val="21"/>
+        </w:rPr>
+        <w:lastRenderedPageBreak/>
+        <w:t xml:space="preserve">Studio Code, and </w:t>
+      </w:r>
+      <w:proofErr w:type="spellStart"/>
+      <w:r>
+        <w:rPr>
+          <w:i/>
+          <w:iCs/>
           <w:sz w:val="22"/>
           <w:szCs w:val="21"/>
         </w:rPr>
@@ -2416,6 +2587,8 @@
       <w:proofErr w:type="spellEnd"/>
       <w:r>
         <w:rPr>
+          <w:i/>
+          <w:iCs/>
           <w:sz w:val="22"/>
           <w:szCs w:val="21"/>
         </w:rPr>
@@ -2425,7 +2598,10 @@
     <w:p>
       <w:pPr>
         <w:spacing w:line="240" w:lineRule="auto"/>
-        <w:rPr>
+        <w:ind w:left="567" w:right="566"/>
+        <w:rPr>
+          <w:i/>
+          <w:iCs/>
           <w:sz w:val="22"/>
           <w:szCs w:val="21"/>
         </w:rPr>
@@ -2434,6 +2610,8 @@
         <w:rPr>
           <w:b/>
           <w:bCs/>
+          <w:i/>
+          <w:iCs/>
           <w:sz w:val="22"/>
           <w:szCs w:val="21"/>
         </w:rPr>
@@ -2441,6 +2619,8 @@
       </w:r>
       <w:r>
         <w:rPr>
+          <w:i/>
+          <w:iCs/>
           <w:sz w:val="22"/>
           <w:szCs w:val="21"/>
         </w:rPr>
@@ -2488,7 +2668,6 @@
           <w:sz w:val="22"/>
           <w:szCs w:val="21"/>
         </w:rPr>
-        <w:lastRenderedPageBreak/>
         <w:t>P</w:t>
       </w:r>
       <w:r>
@@ -5181,6 +5360,7 @@
         <w:rPr>
           <w:szCs w:val="24"/>
         </w:rPr>
+        <w:lastRenderedPageBreak/>
         <w:t>aplikasi</w:t>
       </w:r>
       <w:proofErr w:type="spellEnd"/>
@@ -5867,7 +6047,6 @@
         <w:rPr>
           <w:szCs w:val="24"/>
         </w:rPr>
-        <w:lastRenderedPageBreak/>
         <w:t>pengembangan</w:t>
       </w:r>
       <w:proofErr w:type="spellEnd"/>
@@ -6647,6 +6826,33 @@
         </w:rPr>
         <w:t>.</w:t>
       </w:r>
+    </w:p>
+    <w:p>
+      <w:pPr>
+        <w:ind w:right="70"/>
+        <w:rPr>
+          <w:rFonts w:cs="Times New Roman"/>
+          <w:szCs w:val="24"/>
+        </w:rPr>
+      </w:pPr>
+    </w:p>
+    <w:p>
+      <w:pPr>
+        <w:ind w:right="70"/>
+        <w:rPr>
+          <w:rFonts w:cs="Times New Roman"/>
+          <w:szCs w:val="24"/>
+        </w:rPr>
+      </w:pPr>
+    </w:p>
+    <w:p>
+      <w:pPr>
+        <w:ind w:right="70"/>
+        <w:rPr>
+          <w:rFonts w:cs="Times New Roman"/>
+          <w:szCs w:val="24"/>
+        </w:rPr>
+      </w:pPr>
     </w:p>
     <w:p>
       <w:pPr>
@@ -8035,6 +8241,14 @@
       <w:pPr>
         <w:ind w:right="70"/>
         <w:rPr>
+          <w:szCs w:val="24"/>
+        </w:rPr>
+      </w:pPr>
+    </w:p>
+    <w:p>
+      <w:pPr>
+        <w:ind w:right="70"/>
+        <w:rPr>
           <w:b/>
           <w:bCs/>
           <w:szCs w:val="24"/>
@@ -8046,6 +8260,7 @@
           <w:bCs/>
           <w:szCs w:val="24"/>
         </w:rPr>
+        <w:lastRenderedPageBreak/>
         <w:t>METODE PENELITIAN</w:t>
       </w:r>
     </w:p>
@@ -8501,7 +8716,6 @@
           <w:noProof/>
           <w:szCs w:val="24"/>
         </w:rPr>
-        <w:lastRenderedPageBreak/>
         <w:drawing>
           <wp:inline distT="0" distB="0" distL="0" distR="0" wp14:anchorId="674CDF82" wp14:editId="4ACF8C86">
             <wp:extent cx="2561776" cy="1458931"/>
@@ -10483,29 +10697,48 @@
     </w:p>
     <w:p>
       <w:pPr>
-        <w:ind w:right="70"/>
-        <w:rPr>
-          <w:b/>
-          <w:bCs/>
+        <w:pStyle w:val="DaftarParagraf"/>
+        <w:ind w:left="426" w:right="70"/>
+        <w:rPr>
           <w:szCs w:val="24"/>
         </w:rPr>
       </w:pPr>
-      <w:r>
-        <w:rPr>
-          <w:b/>
-          <w:bCs/>
-          <w:szCs w:val="24"/>
-        </w:rPr>
-        <w:t>PEMBAHASAN</w:t>
-      </w:r>
+    </w:p>
+    <w:p>
+      <w:pPr>
+        <w:pStyle w:val="DaftarParagraf"/>
+        <w:ind w:left="426" w:right="70"/>
+        <w:rPr>
+          <w:szCs w:val="24"/>
+        </w:rPr>
+      </w:pPr>
     </w:p>
     <w:p>
       <w:pPr>
         <w:ind w:right="70"/>
         <w:rPr>
+          <w:b/>
+          <w:bCs/>
           <w:szCs w:val="24"/>
         </w:rPr>
       </w:pPr>
+      <w:r>
+        <w:rPr>
+          <w:b/>
+          <w:bCs/>
+          <w:szCs w:val="24"/>
+        </w:rPr>
+        <w:lastRenderedPageBreak/>
+        <w:t>PEMBAHASAN</w:t>
+      </w:r>
+    </w:p>
+    <w:p>
+      <w:pPr>
+        <w:ind w:right="70"/>
+        <w:rPr>
+          <w:szCs w:val="24"/>
+        </w:rPr>
+      </w:pPr>
       <w:proofErr w:type="spellStart"/>
       <w:r>
         <w:rPr>
@@ -10518,7 +10751,15 @@
         <w:rPr>
           <w:szCs w:val="24"/>
         </w:rPr>
-        <w:t xml:space="preserve"> Showroom</w:t>
+        <w:t xml:space="preserve"> </w:t>
+      </w:r>
+      <w:r>
+        <w:rPr>
+          <w:i/>
+          <w:iCs/>
+          <w:szCs w:val="24"/>
+        </w:rPr>
+        <w:t>Showroom</w:t>
       </w:r>
     </w:p>
     <w:p>
@@ -10981,7 +11222,6 @@
         <w:rPr>
           <w:szCs w:val="24"/>
         </w:rPr>
-        <w:lastRenderedPageBreak/>
         <w:t>Sistem</w:t>
       </w:r>
       <w:proofErr w:type="spellEnd"/>
@@ -12787,6 +13027,7 @@
         <w:rPr>
           <w:szCs w:val="24"/>
         </w:rPr>
+        <w:lastRenderedPageBreak/>
         <w:t xml:space="preserve">Activity Diagram </w:t>
       </w:r>
       <w:r>
@@ -13034,7 +13275,6 @@
           <w:noProof/>
           <w:szCs w:val="24"/>
         </w:rPr>
-        <w:lastRenderedPageBreak/>
         <w:drawing>
           <wp:inline distT="0" distB="0" distL="0" distR="0" wp14:anchorId="4B47A9D4" wp14:editId="2C866EBD">
             <wp:extent cx="2417060" cy="3802640"/>
@@ -17234,21 +17474,7 @@
         <w:rPr>
           <w:szCs w:val="24"/>
         </w:rPr>
-        <w:t xml:space="preserve"> </w:t>
-      </w:r>
-      <w:proofErr w:type="spellStart"/>
-      <w:r>
-        <w:rPr>
-          <w:szCs w:val="24"/>
-        </w:rPr>
-        <w:t>telepon</w:t>
-      </w:r>
-      <w:proofErr w:type="spellEnd"/>
-      <w:r>
-        <w:rPr>
-          <w:szCs w:val="24"/>
-        </w:rPr>
-        <w:t>.</w:t>
+        <w:t xml:space="preserve"> telepon.</w:t>
       </w:r>
     </w:p>
     <w:p>
@@ -22243,6 +22469,18 @@
       </w:tblBorders>
     </w:tblPr>
   </w:style>
+  <w:style w:type="character" w:styleId="HiperlinkyangDiikuti">
+    <w:name w:val="FollowedHyperlink"/>
+    <w:basedOn w:val="FontParagrafDefault"/>
+    <w:uiPriority w:val="99"/>
+    <w:semiHidden/>
+    <w:unhideWhenUsed/>
+    <w:rsid w:val="00095C3E"/>
+    <w:rPr>
+      <w:color w:val="96607D" w:themeColor="followedHyperlink"/>
+      <w:u w:val="single"/>
+    </w:rPr>
+  </w:style>
 </w:styles>
 </file>
 
